--- a/klagomål/A 41685-2026 FSC-klagomål.docx
+++ b/klagomål/A 41685-2026 FSC-klagomål.docx
@@ -178,7 +178,7 @@
       <w:r>
         <w:drawing>
           <wp:inline xmlns:a="http://schemas.openxmlformats.org/drawingml/2006/main" xmlns:pic="http://schemas.openxmlformats.org/drawingml/2006/picture">
-            <wp:extent cx="5486400" cy="5265813"/>
+            <wp:extent cx="5486400" cy="5258271"/>
             <wp:docPr id="1" name="Picture 1"/>
             <wp:cNvGraphicFramePr>
               <a:graphicFrameLocks noChangeAspect="1"/>
@@ -199,7 +199,7 @@
                   <pic:spPr>
                     <a:xfrm>
                       <a:off x="0" y="0"/>
-                      <a:ext cx="5486400" cy="5265813"/>
+                      <a:ext cx="5486400" cy="5258271"/>
                     </a:xfrm>
                     <a:prstGeom prst="rect"/>
                   </pic:spPr>
@@ -221,7 +221,7 @@
     </w:p>
     <w:p>
       <w:r>
-        <w:t>I avverkningsanmälan finns fynd av 3 naturvårdsarter, varav 2 är rödlistade, 2 är fridlysta och 3 är typiska (T): rynkskinn (NT, T), tretåig hackspett (NT, T, §4) och spillkråka (T, §4). Se Figur 1.</w:t>
+        <w:t>I avverkningsanmälan finns fynd av 6 naturvårdsarter, varav 4 är rödlistade, 2 är fridlysta, 5 är typiska (T) och 1 är signalart (S): trådbrosklav (EN), garnlav (VU, T), rynkskinn (NT, T), tretåig hackspett (NT, T, §4), skinnlav (S, T) och spillkråka (T, §4). Se Figur 1.</w:t>
       </w:r>
     </w:p>
     <w:p>
@@ -252,6 +252,46 @@
         <w:rPr>
           <w:b/>
         </w:rPr>
+        <w:t>Trådbrosklav (EN)</w:t>
+      </w:r>
+      <w:r>
+        <w:t xml:space="preserve"> är rödlistad som starkt hotad och förekommer huvudsakligen i brandrefugier med hög luftfuktighet som bäckraviner, bäckdråg och gransumpskogar. Eftersom arten huvudsakligen är knuten till produktiva gamla granbestånd är avverkningshotet stort och minskningstakten pågår och förväntas uppgå till 50 (40–70) % inom 50 år. Den är placerad högst upp i Skogsstyrelsens värdepyramid för bedömning av skog med höga naturvärden och skog där trådbrosklav förekommer bör helt undantas från skogsbruksåtgärder. Det är väsentligt att tillräckligt stora bestånd och breda kantzoner avsätts eftersom arten är känslig för uttorkning. Samtliga rika förekomster bör skyddas (SLU Artdatabanken, 2024).</w:t>
+      </w:r>
+    </w:p>
+    <w:p>
+      <w:r>
+        <w:rPr>
+          <w:b/>
+        </w:rPr>
+        <w:t>Garnlav (VU)</w:t>
+      </w:r>
+      <w:r>
+        <w:t xml:space="preserve"> är en utpräglad barrskogsart som ibland kan drapera träden i norrländska grannaturskogar med hög luftfuktighet. Den förekommer även i talldominerade bestånd där den, förutom i trädens grenverk, påträffas hängande över ojämnheter i tallbarken. Arten har minskat starkt i södra och mellersta Sverige och den minskar även i sitt nordliga utbredningsområde. Minskningstakten uppgår till 30 (20–50) % inom 50 år och överstiger gränsvärdet för Sårbar (VU). Orsaken till tillbakagången beror främst på slutavverkningar av naturskogsartade skogar. Bestånd med riklig förekomst bör regelmässigt sparas, vilket även gynnar flera andra sällsynta och rödlistade arter. Garnlav är värdväxt för den mycket sällsynta och akut hotade fjärilen barrskogslavfly (CR) som hör hemma i boreala barrskogar med riklig förekomst av värdväxten. Tidigare kunde arten konstateras årligen på flera platser vid Dala-Floda i Dalarna innan lokalerna kalavverkades. Senaste fyndet i landet av barrskogslavfly är från år 2000 då den påträffades vid Högberget i Sollefteå kommun. Garnlav är typisk art för </w:t>
+      </w:r>
+      <w:r>
+        <w:rPr>
+          <w:i/>
+        </w:rPr>
+        <w:t xml:space="preserve">9010 Taiga </w:t>
+      </w:r>
+      <w:r>
+        <w:t>och</w:t>
+      </w:r>
+      <w:r>
+        <w:rPr>
+          <w:i/>
+        </w:rPr>
+        <w:t xml:space="preserve"> 9070 Trädklädd betesmark</w:t>
+      </w:r>
+      <w:r>
+        <w:t xml:space="preserve"> (SLU Artdatabanken, 2026).</w:t>
+      </w:r>
+    </w:p>
+    <w:p>
+      <w:r>
+        <w:rPr>
+          <w:b/>
+        </w:rPr>
         <w:t>Rynkskinn (NT)</w:t>
       </w:r>
       <w:r>
@@ -303,6 +343,35 @@
       </w:r>
       <w:r>
         <w:t xml:space="preserve"> (Skogsstyrelsen, 2016; SLU Artdatabanken, 2024).</w:t>
+      </w:r>
+    </w:p>
+    <w:p>
+      <w:r>
+        <w:rPr>
+          <w:b/>
+        </w:rPr>
+        <w:t xml:space="preserve">Skinnlav </w:t>
+      </w:r>
+      <w:r>
+        <w:t xml:space="preserve">förekommer på diverse lövträd, främst på gammal asp och sälg. Den påträffas främst i områden med lång kontinuitet av grova lövträd och signalerar skogsmark med höga naturvärden. På lokalerna förekommer som regel ett flertal andra ovanliga eller rödlistade lavar. I likhet med gelélavarna, etablerar sig skinnlaven i skogsmark på grova aspar i sena lövsuccessioner. Skinnlav är typisk art för </w:t>
+      </w:r>
+      <w:r>
+        <w:rPr>
+          <w:i/>
+        </w:rPr>
+        <w:t xml:space="preserve">9010 Taiga, 9020 Nordlig ädellövskog </w:t>
+      </w:r>
+      <w:r>
+        <w:t xml:space="preserve">och </w:t>
+      </w:r>
+      <w:r>
+        <w:rPr>
+          <w:i/>
+        </w:rPr>
+        <w:t xml:space="preserve">9070 Trädklädd betesmark </w:t>
+      </w:r>
+      <w:r>
+        <w:t>(Nitare &amp; Skogsstyrelsen, 2019; SLU Artdatabanken, 2025).</w:t>
       </w:r>
     </w:p>
     <w:p>
@@ -440,7 +509,7 @@
         <w:rPr>
           <w:i/>
         </w:rPr>
-        <w:t>I det avverkningsanmälda skogsområdet har 3 naturvårdsarter varav 2 rödlistade arter sina livsmiljöer och växtplatser.</w:t>
+        <w:t>I det avverkningsanmälda skogsområdet har 6 naturvårdsarter varav 4 rödlistade arter sina livsmiljöer och växtplatser.</w:t>
       </w:r>
     </w:p>
     <w:p>
@@ -1041,7 +1110,7 @@
     <w:r>
       <w:tab/>
       <w:tab/>
-      <w:t>2026-10-18</w:t>
+      <w:t>2026-10-19</w:t>
       <w:br/>
       <w:br/>
     </w:r>

--- a/klagomål/A 41685-2026 FSC-klagomål.docx
+++ b/klagomål/A 41685-2026 FSC-klagomål.docx
@@ -1110,7 +1110,7 @@
     <w:r>
       <w:tab/>
       <w:tab/>
-      <w:t>2026-10-19</w:t>
+      <w:t>2026-10-20</w:t>
       <w:br/>
       <w:br/>
     </w:r>

--- a/klagomål/A 41685-2026 FSC-klagomål.docx
+++ b/klagomål/A 41685-2026 FSC-klagomål.docx
@@ -1110,7 +1110,7 @@
     <w:r>
       <w:tab/>
       <w:tab/>
-      <w:t>2026-10-20</w:t>
+      <w:t>2026-10-21</w:t>
       <w:br/>
       <w:br/>
     </w:r>

--- a/klagomål/A 41685-2026 FSC-klagomål.docx
+++ b/klagomål/A 41685-2026 FSC-klagomål.docx
@@ -1110,7 +1110,7 @@
     <w:r>
       <w:tab/>
       <w:tab/>
-      <w:t>2026-10-21</w:t>
+      <w:t>2026-10-22</w:t>
       <w:br/>
       <w:br/>
     </w:r>

--- a/klagomål/A 41685-2026 FSC-klagomål.docx
+++ b/klagomål/A 41685-2026 FSC-klagomål.docx
@@ -178,7 +178,7 @@
       <w:r>
         <w:drawing>
           <wp:inline xmlns:a="http://schemas.openxmlformats.org/drawingml/2006/main" xmlns:pic="http://schemas.openxmlformats.org/drawingml/2006/picture">
-            <wp:extent cx="5486400" cy="5258271"/>
+            <wp:extent cx="5486400" cy="5265813"/>
             <wp:docPr id="1" name="Picture 1"/>
             <wp:cNvGraphicFramePr>
               <a:graphicFrameLocks noChangeAspect="1"/>
@@ -199,7 +199,7 @@
                   <pic:spPr>
                     <a:xfrm>
                       <a:off x="0" y="0"/>
-                      <a:ext cx="5486400" cy="5258271"/>
+                      <a:ext cx="5486400" cy="5265813"/>
                     </a:xfrm>
                     <a:prstGeom prst="rect"/>
                   </pic:spPr>
@@ -216,12 +216,12 @@
         <w:spacing w:after="240"/>
       </w:pPr>
       <w:r>
-        <w:t>Figur 1. Fyndplatser för naturvårdsarter i avverkningsanmälan. Markörer utan svart kant är placerade på fyndplatsen. Markörer med svart kant är placerade vid sidan av fyndplatsen och har ett svart streck som visar fyndplatsens exakta position. Kartans mittpunktskoordinat är N 7162271, E 757199 i SWEREF 99 TM.</w:t>
+        <w:t>Figur 1. Fyndplatser för naturvårdsarter i och inom 11 meter från avverkningsanmälan. Markörer utan svart kant är placerade på fyndplatsen. Markörer med svart kant är placerade vid sidan av fyndplatsen och har ett svart streck som visar fyndplatsens exakta position. Kartans mittpunktskoordinat är N 7162271, E 757199 i SWEREF 99 TM.</w:t>
       </w:r>
     </w:p>
     <w:p>
       <w:r>
-        <w:t>I avverkningsanmälan finns fynd av 6 naturvårdsarter, varav 4 är rödlistade, 2 är fridlysta, 5 är typiska (T) och 1 är signalart (S): trådbrosklav (EN), garnlav (VU, T), rynkskinn (NT, T), tretåig hackspett (NT, T, §4), skinnlav (S, T) och spillkråka (T, §4). Se Figur 1.</w:t>
+        <w:t>I och inom 11 meter från avverkningsanmälan finns fynd av 11 naturvårdsarter, varav 7 är rödlistade, 3 är fridlysta, 9 är typiska (T) och 3 är signalarter (S): trådbrosklav (EN), doftticka (VU, T, §8), garnlav (VU, T), gammelgransskål (NT, T), kötticka (NT), rynkskinn (NT, T), tretåig hackspett (NT, T, §4), gulnål (S, T), skinnlav (S, T), stuplav (S, T) och spillkråka (T, §4). Se Figur 1.</w:t>
       </w:r>
     </w:p>
     <w:p>
@@ -263,6 +263,35 @@
         <w:rPr>
           <w:b/>
         </w:rPr>
+        <w:t>Doftticka (VU, §8)</w:t>
+      </w:r>
+      <w:r>
+        <w:t xml:space="preserve"> är rödlistad som sårbar (VU) och fridlyst enligt 8§ artskyddsförordningen. Den är även globalt rödlistad som Nära hotad (NT) vilket innebär att Sverige har ett internationellt ansvar för arten. Doftticka är beroende av hög och jämn luftfuktighet i gamla, ostörda skogsmiljöer och är känslig för snabba förändringar av ljus-/vindförhållanden eller uttorkning. Dofttickan är placerad i toppen av Skogsstyrelsens värdepyramid för bedömning av skog med höga naturvärden och signalerar alltid gamla sälgar och skogsområden med höga naturvärden. Avverkning av värdträd (främst sälg) utgör det största hotet och när gamla och olikåldriga skogar med sälg avverkas försvinner oftast sälgen. Dofttickan har minskat med ca 30 % under de senaste 30 åren och är typisk art för </w:t>
+      </w:r>
+      <w:r>
+        <w:rPr>
+          <w:i/>
+        </w:rPr>
+        <w:t>9010 Taiga</w:t>
+      </w:r>
+      <w:r>
+        <w:t xml:space="preserve"> och</w:t>
+      </w:r>
+      <w:r>
+        <w:rPr>
+          <w:i/>
+        </w:rPr>
+        <w:t xml:space="preserve"> 9050 Näringsrik granskog </w:t>
+      </w:r>
+      <w:r>
+        <w:t>(IUCN Redlist, 2024; Nitare &amp; Skogsstyrelsen, 2019; SLU Artdatabanken, 2024).</w:t>
+      </w:r>
+    </w:p>
+    <w:p>
+      <w:r>
+        <w:rPr>
+          <w:b/>
+        </w:rPr>
         <w:t>Garnlav (VU)</w:t>
       </w:r>
       <w:r>
@@ -292,6 +321,46 @@
         <w:rPr>
           <w:b/>
         </w:rPr>
+        <w:t>Gammelgransskål (NT)</w:t>
+      </w:r>
+      <w:r>
+        <w:t xml:space="preserve"> är en liten skålsvamp som växer på gamla granar med skrovlig bark. Typiska växtplatser är gransumpskog i myrkanter, bäckdråg, bäckraviner och skuggiga bergssluttningar, men också skog på torrare mark kan hysa arten om beståndet har stark naturskogskaraktär. Bestånd med arten bör behandlas som nyckelbiotoper och sparas vid en slutavverkning. Även gallring bör undvikas. Gammelgransskål är typisk art för </w:t>
+      </w:r>
+      <w:r>
+        <w:rPr>
+          <w:i/>
+        </w:rPr>
+        <w:t>9010 Taiga</w:t>
+      </w:r>
+      <w:r>
+        <w:t xml:space="preserve"> (SLU Artdatabanken, 2024; Nitare &amp; Skogsstyrelsen, 2019).</w:t>
+      </w:r>
+    </w:p>
+    <w:p>
+      <w:r>
+        <w:rPr>
+          <w:b/>
+        </w:rPr>
+        <w:t>Kötticka (NT)</w:t>
+      </w:r>
+      <w:r>
+        <w:t xml:space="preserve"> är granens kötticka och har klassificerats som ”gammelskogsindikator”, då den förekommer med ett tydligt optimum i äldre barrskogar, främst fuktiga granskogar. Den har högst signalvärde söder om den naturliga norrlandsgränsen </w:t>
+      </w:r>
+      <w:r>
+        <w:rPr>
+          <w:i/>
+        </w:rPr>
+        <w:t>limes norrlandicus</w:t>
+      </w:r>
+      <w:r>
+        <w:t>, men signalerar vanligtvis höga naturvärden även i Norrland. Arten är knuten till miljöer med konstant luftfuktighet och känslig för uttorkning som en avverkning kan medföra. Den totala populationen bedöms därför ha minskat under de senaste 30 åren och fortsätter att minska i takt med att grankontinuitetsskogar (skogar som inte kalavverkats) minskar i areal, samtidigt som att lämpliga miljöer inte återskapas i samma takt (SLU Artdatabanken, 2024; Nitare &amp; Skogsstyrelsen, 2019).</w:t>
+      </w:r>
+    </w:p>
+    <w:p>
+      <w:r>
+        <w:rPr>
+          <w:b/>
+        </w:rPr>
         <w:t>Rynkskinn (NT)</w:t>
       </w:r>
       <w:r>
@@ -350,6 +419,35 @@
         <w:rPr>
           <w:b/>
         </w:rPr>
+        <w:t>Gulnål</w:t>
+      </w:r>
+      <w:r>
+        <w:t xml:space="preserve"> växer mest på murknande lövträdsved och barrträdsved och förekommer i skuggiga miljöer med hög luftfuktighet. I södra Sverige är den en relativt bra signal på biotoper med höga naturvärden och följs ofta av sällsynta arter. Gulnål är typisk art för </w:t>
+      </w:r>
+      <w:r>
+        <w:rPr>
+          <w:i/>
+        </w:rPr>
+        <w:t>9110 Näringsfattig bokskog</w:t>
+      </w:r>
+      <w:r>
+        <w:t xml:space="preserve"> och</w:t>
+      </w:r>
+      <w:r>
+        <w:rPr>
+          <w:i/>
+        </w:rPr>
+        <w:t xml:space="preserve"> 9130 Näringsrik bokskog </w:t>
+      </w:r>
+      <w:r>
+        <w:t>(Nitare &amp; Skogsstyrelsen, 2019; SLU Artdatabanken, 2025).</w:t>
+      </w:r>
+    </w:p>
+    <w:p>
+      <w:r>
+        <w:rPr>
+          <w:b/>
+        </w:rPr>
         <w:t xml:space="preserve">Skinnlav </w:t>
       </w:r>
       <w:r>
@@ -372,6 +470,62 @@
       </w:r>
       <w:r>
         <w:t>(Nitare &amp; Skogsstyrelsen, 2019; SLU Artdatabanken, 2025).</w:t>
+      </w:r>
+    </w:p>
+    <w:p>
+      <w:r>
+        <w:rPr>
+          <w:b/>
+        </w:rPr>
+        <w:t>Stuplav</w:t>
+      </w:r>
+      <w:r>
+        <w:t xml:space="preserve"> är en mycket bra signalart i hela sitt utbredningsområde och förekommer nästan enbart i skogsmiljöer med höga naturvärden. Den indikerar långvarig förekomst av gamla lövträd och miljöer med konstant hög luftfuktighet. I skogar med suboceaniskt klimat finns det en mycket sällsynt parasit, njurlavsknapp </w:t>
+      </w:r>
+      <w:r>
+        <w:rPr>
+          <w:i/>
+        </w:rPr>
+        <w:t>Pletocarpon nephromeum</w:t>
+      </w:r>
+      <w:r>
+        <w:t xml:space="preserve"> (EN), som växer på stuplav. Ytterligare tre sällsynta lavparasiter, </w:t>
+      </w:r>
+      <w:r>
+        <w:rPr>
+          <w:i/>
+        </w:rPr>
+        <w:t>Protounguicularia nephromatis</w:t>
+      </w:r>
+      <w:r>
+        <w:t xml:space="preserve"> (VU), </w:t>
+      </w:r>
+      <w:r>
+        <w:rPr>
+          <w:i/>
+        </w:rPr>
+        <w:t>Refractohilum galligenum</w:t>
+      </w:r>
+      <w:r>
+        <w:t xml:space="preserve"> (NT) och </w:t>
+      </w:r>
+      <w:r>
+        <w:rPr>
+          <w:i/>
+        </w:rPr>
+        <w:t>Roselliniella nephromatis</w:t>
+      </w:r>
+      <w:r>
+        <w:t xml:space="preserve"> (DD), kan också påträffas på stuplav. Stuplav är typisk art för </w:t>
+      </w:r>
+      <w:r>
+        <w:rPr>
+          <w:i/>
+        </w:rPr>
+        <w:t>9010 Taiga</w:t>
+      </w:r>
+      <w:r>
+        <w:t xml:space="preserve"> (SLU Artdatabanken, 2026; Nitare &amp; Skogsstyrelsen, 2019).</w:t>
       </w:r>
     </w:p>
     <w:p>
@@ -509,7 +663,7 @@
         <w:rPr>
           <w:i/>
         </w:rPr>
-        <w:t>I det avverkningsanmälda skogsområdet har 6 naturvårdsarter varav 4 rödlistade arter sina livsmiljöer och växtplatser.</w:t>
+        <w:t>I det avverkningsanmälda skogsområdet har 11 naturvårdsarter varav 7 rödlistade arter sina livsmiljöer och växtplatser.</w:t>
       </w:r>
     </w:p>
     <w:p>
@@ -1110,7 +1264,7 @@
     <w:r>
       <w:tab/>
       <w:tab/>
-      <w:t>2026-10-22</w:t>
+      <w:t>2026-10-23</w:t>
       <w:br/>
       <w:br/>
     </w:r>

--- a/klagomål/A 41685-2026 FSC-klagomål.docx
+++ b/klagomål/A 41685-2026 FSC-klagomål.docx
@@ -1264,7 +1264,7 @@
     <w:r>
       <w:tab/>
       <w:tab/>
-      <w:t>2026-10-23</w:t>
+      <w:t>2026-10-24</w:t>
       <w:br/>
       <w:br/>
     </w:r>

--- a/klagomål/A 41685-2026 FSC-klagomål.docx
+++ b/klagomål/A 41685-2026 FSC-klagomål.docx
@@ -1264,7 +1264,7 @@
     <w:r>
       <w:tab/>
       <w:tab/>
-      <w:t>2026-10-24</w:t>
+      <w:t>2026-10-25</w:t>
       <w:br/>
       <w:br/>
     </w:r>

--- a/klagomål/A 41685-2026 FSC-klagomål.docx
+++ b/klagomål/A 41685-2026 FSC-klagomål.docx
@@ -1264,7 +1264,7 @@
     <w:r>
       <w:tab/>
       <w:tab/>
-      <w:t>2026-10-25</w:t>
+      <w:t>2026-10-26</w:t>
       <w:br/>
       <w:br/>
     </w:r>

--- a/klagomål/A 41685-2026 FSC-klagomål.docx
+++ b/klagomål/A 41685-2026 FSC-klagomål.docx
@@ -1264,7 +1264,7 @@
     <w:r>
       <w:tab/>
       <w:tab/>
-      <w:t>2026-10-26</w:t>
+      <w:t>2026-10-27</w:t>
       <w:br/>
       <w:br/>
     </w:r>

--- a/klagomål/A 41685-2026 FSC-klagomål.docx
+++ b/klagomål/A 41685-2026 FSC-klagomål.docx
@@ -1264,7 +1264,7 @@
     <w:r>
       <w:tab/>
       <w:tab/>
-      <w:t>2026-10-27</w:t>
+      <w:t>2026-10-28</w:t>
       <w:br/>
       <w:br/>
     </w:r>

--- a/klagomål/A 41685-2026 FSC-klagomål.docx
+++ b/klagomål/A 41685-2026 FSC-klagomål.docx
@@ -1264,7 +1264,7 @@
     <w:r>
       <w:tab/>
       <w:tab/>
-      <w:t>2026-10-28</w:t>
+      <w:t>2026-10-29</w:t>
       <w:br/>
       <w:br/>
     </w:r>

--- a/klagomål/A 41685-2026 FSC-klagomål.docx
+++ b/klagomål/A 41685-2026 FSC-klagomål.docx
@@ -1264,7 +1264,7 @@
     <w:r>
       <w:tab/>
       <w:tab/>
-      <w:t>2026-10-29</w:t>
+      <w:t>2026-10-31</w:t>
       <w:br/>
       <w:br/>
     </w:r>
